--- a/fra/docx/40.content.docx
+++ b/fra/docx/40.content.docx
@@ -136,13 +136,6 @@
         <w:rPr>
           <w:lang w:val="fr_FR" w:bidi="fr_FR"/>
         </w:rPr>
-      </w:r>
-      <w:r>
-        <w:rPr>
-          <w:i/>
-          <w:lang w:val="fr_FR" w:bidi="fr_FR"/>
-        </w:rPr>
-        <w:t>Matthieu 1.1, Matthieu 1.16, Matthieu 1.18, Matthieu 1.19, Matthieu 1.19 (#2), Matthieu 1.20, Matthieu 1.21, Matthieu 1.23, Matthieu 1.25, Matthieu 2.1, Matthieu 2.2, Matthieu 2.2 (#2), Matthieu 2.3, Matthieu 2.5–6, Matthieu 2.9, Matthieu 2.11, Matthieu 2.11 (#2), Matthieu 2.12, Matthieu 2.13, Matthieu 2:15, Matthieu 2.16, Matthieu 2.19–20, Matthieu 2.22–23, Matthieu 2.23, Matthieu 3.2, Matthieu 3.3, Matthieu 3.6, Matthieu 3.8, Matthieu 3.9, Matthieu 3.10, Matthieu 3.11, Matthieu 3.15, Matthieu 3.16, Matthieu 3.17, Matthieu 4.1, Matthieu 4.2, Matthieu 4.3, Matthieu 4.4, Matthieu 4.5–6, Matthieu 4.7, Matthieu 4.8–9, Matthieu 4.10, Matthieu 4.15–16, Matthieu 4.17, Matthieu 4.18, Matthieu 4.19, Matthieu 4.21, Matthieu 4.23, Matthieu 4.24, Matthieu 4.25, Matthieu 5.3, Matthieu 5.4, Matthieu 5.5, Matthieu 5.6, Matthieu 5.11–12, Matthieu 5.15–16, Matthieu 5.17, Matthieu 5.19, Matthieu 5.21–22, Matthieu 5.23–24, Matthieu 5.25, Matthieu 5.27–28, Matthieu 5.29–30, Matthieu 5.32, Matthieu 5.32 (#2), Matthieu 5.37, Matthieu 5.38–39, Matthieu 5.43–44, Matthieu 5.46–47, Matthieu 6.2, Matthieu 6.3–4, Matthieu 6.5, Matthieu 6.6, Matthieu 6.7–8, Matthieu 6.10, Matthieu 6.15, Matthieu 6.16–18, Matthieu 6.19–20, Matthieu 6.21, Matthieu 6.24, Matthieu 6.25–26, Matthieu 6.27, Matthieu 6.33, Matthieu 7.3–5, Matthieu 7.6, Matthieu 7.8, Matthieu 7.11, Matthieu 7.12, Matthieu 7.13, Matthieu 7.14, Matthieu 7.15–16, Matthieu 7.21, Matthieu 7.22–23, Matthieu 7.24, Matthieu 7.26, Matthieu 7.29, Matthieu 8.4, Matthieu 8.7, Matthieu 8.8, Matthieu 8.10, Matthieu 8.11, Matthieu 8.12, Matthieu 8.14–15, Matthieu 8:17, Matthieu 8.20, Matthieu 8.21–22, Matthieu 8.24, Matthieu 8.26, Matthieu 8.27, Matthieu 8.28, Matthieu 8.29, Matthieu 8.32, Matthieu 8.34, Matthieu 9.3–5, Matthieu 9.5–6, Matthieu 9.8, Matthieu 9.9, Matthieu 9.10, Matthieu 9.13, Matthieu 9.15, Matthieu 9.15 (#2), Matthieu 9.20–21, Matthieu 9.22, Matthieu 9.24, Matthieu 9.26, Matthieu 9.27, Matthieu 9.29, Matthieu 9.34, Matthieu 9.36, Matthieu 9.38, Matthieu 10.1, Matthieu 10.4, Matthieu 10.6, Matthieu 10.9–10, Matthieu 10.11, Matthieu 10.14–15, Matthieu 10.17–18, Matthieu 10.20, Matthieu 10.22, Matthieu 10.24–25, Matthieu 10.28, Matthieu 10.28 (#2), Matthieu 10.32, Matthieu 10.33, Matthieu 10.34–36, Matthieu 10.39, Matthieu 10.42, Matthieu 11.1, Matthieu 11.3, Matthieu 11.5, Matthieu 11.6, Matthieu 11.9–10, Matthieu 11.14, Matthieu 11.18, Matthieu 11.19, Matthieu 11.20, Matthieu 11.25, Matthieu 11.25 (#2), Matthieu 11.27, Matthieu 11.28, Matthieu 12.2, Matthieu 12.6, Matthieu 12.8, Matthieu 12.10, Matthieu 12.12, Matthieu 12.14, Matthieu 12.18, Matthieu 12.19–20, Matthieu 12.26, Matthieu 12.28, Matthieu 12.31, Matthieu 12.33, Matthieu 12.37, Matthieu 12.39–40, Matthieu 12.41, Matthieu 12.41 (#2), Matthieu 12.42, Matthieu 12.43–45, Matthieu 12.48–50, Matthieu 13.4, Matthieu 13.5–6, Matthieu 13.7, Matthieu 13.8, Matthieu 13.14, Matthieu 13.15, Matthieu 13.19, Matthieu 13.20–21, Matthieu 13.22, Matthieu 13.23, Matthieu 13.28, Matthieu 13.30, Matthieu 13.31–32, Matthieu 13.33, Matthieu 13.37–39, Matthieu 13.39, Matthieu 13.42, Matthieu 13.43, Matthieu 13.44, Matthieu 13.45–46, Matthieu 13.47–48, Matthieu 13.54, Matthieu 13.57, Matthieu 13.58, Matthieu 14.2, Matthieu 14.4, Matthieu 14.5, Matthieu 14.7, Matthieu 14.8, Matthieu 14.9, Matthieu 14.14, Matthieu 14.16, Matthieu 14.19, Matthieu 14.20–21, Matthieu 14.23, Matthieu 14.24, Matthieu 14.25, Matthieu 14.27, Matthieu 14.29, Matthieu 14.30, Matthieu 14.32, Matthieu 14.33, Matthieu 14.35, Matthieu 15.4–6, Matthieu 15.7–8, Matthieu 15.9, Matthieu 15.11, Matthieu 15.11 (#2), Matthieu 15.14, Matthieu 15.19, Matthieu 15.23, Matthieu 15.24, Matthieu 15.28, Matthieu 15.30–31, Matthieu 15.34, Matthieu 15.36, Matthieu 15.37, Matthieu 15.38, Matthieu 16.1, Matthieu 16.4, Matthieu 16.6, Matthieu 16.12, Matthieu 16.13, Matthieu 16.14, Matthieu 16.16, Matthieu 16.17, Matthieu 16.19, Matthieu 16.21, Matthieu 16.23, Matthieu 16.24, Matthieu 16.26, Matthieu 16.27, Matthieu 16.27 (#2), Matthieu 16.28, Matthieu 17.1, Matthieu 17.2, Matthieu 17.3, Matthieu 17.4, Matthieu 17.5, Matthieu 17.9, Matthieu 17.11, Matthieu 17.12–13, Matthieu 17.14–16, Matthieu 17.18, Matthieu 17.20, Matthieu 17.22–23, Matthieu 17.27, Matthieu 18.3, Matthieu 18.4, Matthieu 18.6, Matthieu 18.8, Matthieu 18.10, Matthieu 18.12–14, Matthieu 18.15, Matthieu 18.16, Matthieu 18.17, Matthieu 18.17 (#2), Matthieu 18.20, Matthieu 18.21–22, Matthieu 18.24–25, Matthieu 18.27, Matthieu 18.30, Matthieu 18.33, Matthieu 18.34, Matthieu 18.35, Matthieu 19.3, Matthieu 19.4, Matthieu 19.5, Matthieu 19.5–6, Matthieu 19.6, Matthieu 19.7–8, Matthieu 19.9, Matthieu 19.13, Matthieu 19.14, Matthieu 19.16–17, Matthieu 19.20–21, Matthieu 19.22, Matthieu 19.26, Matthieu 19.28, Matthieu 19.30, Matthieu 20.1–2, Matthieu 20.4, Matthieu 20.9, Matthieu 20.11–12, Matthieu 20.13–14, Matthieu 20.17–19, Matthieu 20.20–21, Matthieu 20.23, Matthieu 20.26, Matthieu 20.28, Matthieu 20.30, Matthieu 20.34, Matthieu 21.2, Matthieu 21.4–5, Matthieu 21.8, Matthieu 21.9, Matthieu 21.12, Matthieu 21.13, Matthieu 21.15–16, Matthieu 21.18–19, Matthieu 21.20–22, Matthieu 21.23, Matthieu 21.25, Matthieu 21.25 (#2), Matthieu 21.26, Matthieu 21.28–29, Matthieu 21.30, Matthieu 21.31, Matthieu 21.31–32, Matthieu 21.35–36, Matthieu 21.37, Matthieu 21.38–39, Matthieu 21.40–41, Matthieu 21.42, Matthieu 21.43, Matthieu 21.46, Matthieu 22.5–6, Matthieu 22.7, Matthieu 22.9–10, Matthieu 22.13, Matthieu 22.15, Matthieu 22.17, Matthieu 22.21, Matthieu 22.23, Matthieu 22.26–27, Matthieu 22.29, Matthieu 22.30, Matthieu 22.32, Matthieu 22.36, Matthieu 22.37–38, Matthieu 22.39, Matthieu 22.42, Matthieu 22.42 (#2), Matthieu 22.45, Matthieu 22.46, Matthieu 23:2–3, Matthieu 23:3, Matthieu 23:5, Matthieu 23:8–10, Matthieu 23:12, Matthieu 23:13–15, Matthieu 23.15, Matthieu 23:16–17, Matthieu 23.23, Matthieu 23.25–26, Matthieu 23.28, Matthieu 23.29–31, Matthieu 23.33, Matthieu 23.34, Matthieu 23.35, Matthieu 23.36, Matthieu 23.37, Matthieu 23.38, Matthieu 24.2, Matthieu 24.3, Matthieu 24.5, Matthieu 24.6–8, Matthieu 24.9–10, Matthieu 24.13, Matthieu 24.14, Matthieu 24.15–16, Matthieu 24.21, Matthieu 24.24, Matthieu 24.27, Matthieu 24.29, Matthieu 24.30, Matthieu 24.31, Matthieu 24.34, Matthieu 24.35, Matthieu 24.36, Matthieu 24.37–39, Matthieu 24.42, Matthieu 24.45–46, Matthieu 24.47, Matthieu 24.48–49, Matthieu 24.51, Matthieu 25.3, Matthieu 25.4, Matthieu 25.5–6, Matthieu 25.10, Matthieu 25.10–12, Matthieu 25.13, Matthieu 25.16–17, Matthieu 25.18, Matthieu 25.19, Matthieu 25.20–21, Matthieu 25.26–30, Matthieu 25.31–32, Matthieu 25.34, Matthieu 25.35–36, Matthieu 25.41, Matthieu 25.42–43, Matthieu 26.2, Matthieu 26.4, Matthieu 26.5, Matthieu 26.6–9, Matthieu 26.12, Matthieu 26.14–15, Matthieu 26.21, Matthieu 26.24, Matthieu 26.25, Matthieu 26.26, Matthieu 26.28, Matthieu 26.30–31, Matthieu 26.33–34, Matthieu 26.37–38, Matthieu 26.39, Matthieu 26.40, Matthieu 26.42, Matthieu 26.42–44, Matthieu 26.47–48, Matthieu 26.51, Matthieu 26.53, Matthieu 26.54, Matthieu 26.56, Matthieu 26.59, Matthieu 26.63, Matthieu 26.64, Matthieu 26.64 (#2), Matthieu 26.65, Matthieu 26.67, Matthieu 26.73–75, Matthieu 26.74, Matthieu 26.75, Matthieu 27.2, Matthieu 27.3–5, Matthieu 27.6–7, Matthieu 27.9–10, Matthieu 27.11, Matthieu 27.12–14, Matthieu 27.15–16, Matthieu 27.19, Matthieu 27.20, Matthieu 27.22, Matthieu 27.24, Matthieu 27.25, Matthieu 27.27–29, Matthieu 27.32, Matthieu 27.33, Matthieu 27.35–36, Matthieu 27.37, Matthieu 27.38, Matthieu 27.42, Matthieu 27.45, Matthieu 27.46, Matthieu 27.50, Matthieu 27.51, Matthieu 27.52–53, Matthieu 27.54, Matthieu 27.57–58, Matthieu 27.60, Matthieu 27.62–64, Matthieu 27.65–66, Matthieu 28.1, Matthieu 28.2, Matthieu 28.4, Matthieu 28.5–7, Matthieu 28.8–9, Matthieu 28.11–13, Matthieu 28.17, Matthieu 28.18, Matthieu 28.19, Matthieu 28.19 (#2), Matthieu 28.20, Matthieu 28.20 (#2)</w:t>
       </w:r>
       <w:r>
         <w:rPr>

--- a/fra/docx/40.content.docx
+++ b/fra/docx/40.content.docx
@@ -123,19 +123,6 @@
           <w:lang w:val="fr_FR" w:bidi="fr_FR"/>
         </w:rPr>
         <w:t>MAT</w:t>
-      </w:r>
-      <w:r>
-        <w:rPr>
-          <w:lang w:val="fr_FR" w:bidi="fr_FR"/>
-        </w:rPr>
-      </w:r>
-    </w:p>
-    <w:p>
-      <w:pPr/>
-      <w:r>
-        <w:rPr>
-          <w:lang w:val="fr_FR" w:bidi="fr_FR"/>
-        </w:rPr>
       </w:r>
       <w:r>
         <w:rPr>

--- a/fra/docx/40.content.docx
+++ b/fra/docx/40.content.docx
@@ -19,7 +19,7 @@
         <w:rPr>
           <w:lang w:val="fr_FR" w:bidi="fr_FR"/>
         </w:rPr>
-        <w:t>Resource: Questions de Traduction (unfoldingWord)</w:t>
+        <w:t>Resource: unfoldingWord® Translation Questions</w:t>
       </w:r>
       <w:r>
         <w:rPr>
@@ -85,7 +85,7 @@
         <w:rPr>
           <w:lang w:val="fr_FR" w:bidi="fr_FR"/>
         </w:rPr>
-        <w:t>Questions de Traduction (unfoldingWord)</w:t>
+        <w:t>unfoldingWord® Translation Questions</w:t>
       </w:r>
     </w:p>
     <w:p>
